--- a/wordanalisis.docx
+++ b/wordanalisis.docx
@@ -1627,6 +1627,9 @@
         <w:ind w:left="709"/>
       </w:pPr>
       <w:r>
+        <w:rPr>
+          <w:noProof/>
+        </w:rPr>
         <w:drawing>
           <wp:inline distT="0" distB="0" distL="0" distR="0" wp14:anchorId="043A436D" wp14:editId="5ECBC0EE">
             <wp:extent cx="5943600" cy="1804035"/>
@@ -1961,6 +1964,7 @@
       </w:pPr>
       <w:r>
         <w:rPr>
+          <w:noProof/>
           <w:sz w:val="26"/>
           <w:szCs w:val="26"/>
         </w:rPr>
@@ -2722,6 +2726,78 @@
           <w:szCs w:val="26"/>
         </w:rPr>
         <w:t>).</w:t>
+      </w:r>
+    </w:p>
+    <w:p>
+      <w:pPr>
+        <w:rPr>
+          <w:sz w:val="26"/>
+          <w:szCs w:val="26"/>
+        </w:rPr>
+      </w:pPr>
+    </w:p>
+    <w:p>
+      <w:pPr>
+        <w:rPr>
+          <w:sz w:val="26"/>
+          <w:szCs w:val="26"/>
+        </w:rPr>
+      </w:pPr>
+      <w:r>
+        <w:rPr>
+          <w:sz w:val="26"/>
+          <w:szCs w:val="26"/>
+        </w:rPr>
+        <w:t xml:space="preserve">Setelah dilakukan filterisasi berdasarkan akun yang dibutuhkan (21 akun) didapati 11,516 data </w:t>
+      </w:r>
+    </w:p>
+    <w:p>
+      <w:pPr>
+        <w:rPr>
+          <w:sz w:val="26"/>
+          <w:szCs w:val="26"/>
+        </w:rPr>
+      </w:pPr>
+      <w:r>
+        <w:rPr>
+          <w:sz w:val="26"/>
+          <w:szCs w:val="26"/>
+        </w:rPr>
+        <w:drawing>
+          <wp:inline distT="0" distB="0" distL="0" distR="0" wp14:anchorId="0B41C9FD" wp14:editId="75EEA9CD">
+            <wp:extent cx="4944165" cy="628738"/>
+            <wp:effectExtent l="0" t="0" r="0" b="0"/>
+            <wp:docPr id="1714332500" name="Picture 1"/>
+            <wp:cNvGraphicFramePr>
+              <a:graphicFrameLocks xmlns:a="http://schemas.openxmlformats.org/drawingml/2006/main" noChangeAspect="1"/>
+            </wp:cNvGraphicFramePr>
+            <a:graphic xmlns:a="http://schemas.openxmlformats.org/drawingml/2006/main">
+              <a:graphicData uri="http://schemas.openxmlformats.org/drawingml/2006/picture">
+                <pic:pic xmlns:pic="http://schemas.openxmlformats.org/drawingml/2006/picture">
+                  <pic:nvPicPr>
+                    <pic:cNvPr id="1714332500" name=""/>
+                    <pic:cNvPicPr/>
+                  </pic:nvPicPr>
+                  <pic:blipFill>
+                    <a:blip r:embed="rId17"/>
+                    <a:stretch>
+                      <a:fillRect/>
+                    </a:stretch>
+                  </pic:blipFill>
+                  <pic:spPr>
+                    <a:xfrm>
+                      <a:off x="0" y="0"/>
+                      <a:ext cx="4944165" cy="628738"/>
+                    </a:xfrm>
+                    <a:prstGeom prst="rect">
+                      <a:avLst/>
+                    </a:prstGeom>
+                  </pic:spPr>
+                </pic:pic>
+              </a:graphicData>
+            </a:graphic>
+          </wp:inline>
+        </w:drawing>
       </w:r>
     </w:p>
     <w:p>
@@ -4885,6 +4961,7 @@
   <w:style w:type="character" w:default="1" w:styleId="DefaultParagraphFont">
     <w:name w:val="Default Paragraph Font"/>
     <w:uiPriority w:val="1"/>
+    <w:semiHidden/>
     <w:unhideWhenUsed/>
   </w:style>
   <w:style w:type="table" w:default="1" w:styleId="TableNormal">

--- a/wordanalisis.docx
+++ b/wordanalisis.docx
@@ -37,7 +37,7 @@
       <w:r>
         <w:t xml:space="preserve"> </w:t>
       </w:r>
-      <w:hyperlink r:id="rId5" w:history="1">
+      <w:hyperlink r:id="rId7" w:history="1">
         <w:r>
           <w:rPr>
             <w:rStyle w:val="Hyperlink"/>
@@ -113,7 +113,7 @@
                     <pic:cNvPicPr/>
                   </pic:nvPicPr>
                   <pic:blipFill>
-                    <a:blip r:embed="rId6"/>
+                    <a:blip r:embed="rId8"/>
                     <a:stretch>
                       <a:fillRect/>
                     </a:stretch>
@@ -165,7 +165,7 @@
                     <pic:cNvPicPr/>
                   </pic:nvPicPr>
                   <pic:blipFill>
-                    <a:blip r:embed="rId7"/>
+                    <a:blip r:embed="rId9"/>
                     <a:stretch>
                       <a:fillRect/>
                     </a:stretch>
@@ -242,7 +242,7 @@
                     <pic:cNvPicPr/>
                   </pic:nvPicPr>
                   <pic:blipFill>
-                    <a:blip r:embed="rId8">
+                    <a:blip r:embed="rId10">
                       <a:extLst>
                         <a:ext uri="{28A0092B-C50C-407E-A947-70E740481C1C}">
                           <a14:useLocalDpi xmlns:a14="http://schemas.microsoft.com/office/drawing/2010/main" val="0"/>
@@ -698,7 +698,7 @@
                     <pic:cNvPicPr/>
                   </pic:nvPicPr>
                   <pic:blipFill>
-                    <a:blip r:embed="rId9"/>
+                    <a:blip r:embed="rId11"/>
                     <a:stretch>
                       <a:fillRect/>
                     </a:stretch>
@@ -741,7 +741,7 @@
                     <pic:cNvPicPr/>
                   </pic:nvPicPr>
                   <pic:blipFill>
-                    <a:blip r:embed="rId10"/>
+                    <a:blip r:embed="rId12"/>
                     <a:stretch>
                       <a:fillRect/>
                     </a:stretch>
@@ -1198,7 +1198,7 @@
                     <pic:cNvPicPr/>
                   </pic:nvPicPr>
                   <pic:blipFill>
-                    <a:blip r:embed="rId11"/>
+                    <a:blip r:embed="rId13"/>
                     <a:stretch>
                       <a:fillRect/>
                     </a:stretch>
@@ -1254,7 +1254,7 @@
                     <pic:cNvPicPr/>
                   </pic:nvPicPr>
                   <pic:blipFill>
-                    <a:blip r:embed="rId12"/>
+                    <a:blip r:embed="rId14"/>
                     <a:stretch>
                       <a:fillRect/>
                     </a:stretch>
@@ -1356,7 +1356,7 @@
                     <pic:cNvPicPr/>
                   </pic:nvPicPr>
                   <pic:blipFill>
-                    <a:blip r:embed="rId13"/>
+                    <a:blip r:embed="rId15"/>
                     <a:stretch>
                       <a:fillRect/>
                     </a:stretch>
@@ -1646,7 +1646,7 @@
                     <pic:cNvPicPr/>
                   </pic:nvPicPr>
                   <pic:blipFill>
-                    <a:blip r:embed="rId14"/>
+                    <a:blip r:embed="rId16"/>
                     <a:stretch>
                       <a:fillRect/>
                     </a:stretch>
@@ -1726,7 +1726,7 @@
                     </pic:cNvPicPr>
                   </pic:nvPicPr>
                   <pic:blipFill>
-                    <a:blip r:embed="rId15">
+                    <a:blip r:embed="rId17">
                       <a:extLst>
                         <a:ext uri="{28A0092B-C50C-407E-A947-70E740481C1C}">
                           <a14:useLocalDpi xmlns:a14="http://schemas.microsoft.com/office/drawing/2010/main" val="0"/>
@@ -1984,7 +1984,7 @@
                     <pic:cNvPicPr/>
                   </pic:nvPicPr>
                   <pic:blipFill>
-                    <a:blip r:embed="rId16"/>
+                    <a:blip r:embed="rId18"/>
                     <a:stretch>
                       <a:fillRect/>
                     </a:stretch>
@@ -2779,7 +2779,7 @@
                     <pic:cNvPicPr/>
                   </pic:nvPicPr>
                   <pic:blipFill>
-                    <a:blip r:embed="rId17"/>
+                    <a:blip r:embed="rId19"/>
                     <a:stretch>
                       <a:fillRect/>
                     </a:stretch>
@@ -2849,6 +2849,909 @@
         <w:pStyle w:val="ListParagraph"/>
         <w:ind w:left="1069"/>
       </w:pPr>
+      <w:r>
+        <w:t xml:space="preserve">Selanjutnya adalah melakukan filterisasi terhadap perusahaan yang tidak memiliki kelengkapan </w:t>
+      </w:r>
+      <w:proofErr w:type="gramStart"/>
+      <w:r>
+        <w:t>dalam  pencatatan</w:t>
+      </w:r>
+      <w:proofErr w:type="gramEnd"/>
+      <w:r>
+        <w:t xml:space="preserve"> nilai keuangan, dengan syarat missing value terdapat 3 tahun, yang artinya data perusahaan cacat atau tidak beroperasi pada tahun tersebut</w:t>
+      </w:r>
+    </w:p>
+    <w:p>
+      <w:pPr>
+        <w:pStyle w:val="ListParagraph"/>
+        <w:ind w:left="1069"/>
+      </w:pPr>
+    </w:p>
+    <w:p>
+      <w:pPr>
+        <w:pStyle w:val="ListParagraph"/>
+        <w:ind w:left="1069"/>
+      </w:pPr>
+      <w:r>
+        <w:t xml:space="preserve">Contoh data perusahaan yang </w:t>
+      </w:r>
+      <w:proofErr w:type="gramStart"/>
+      <w:r>
+        <w:t>dihapus :</w:t>
+      </w:r>
+      <w:proofErr w:type="gramEnd"/>
+      <w:r>
+        <w:t xml:space="preserve"> </w:t>
+      </w:r>
+    </w:p>
+    <w:p>
+      <w:pPr>
+        <w:pStyle w:val="ListParagraph"/>
+        <w:ind w:left="1069"/>
+      </w:pPr>
+      <w:r>
+        <w:drawing>
+          <wp:inline distT="0" distB="0" distL="0" distR="0" wp14:anchorId="4CC0AA43" wp14:editId="7337A8DF">
+            <wp:extent cx="5943600" cy="3833495"/>
+            <wp:effectExtent l="0" t="0" r="0" b="0"/>
+            <wp:docPr id="739388121" name="Picture 1"/>
+            <wp:cNvGraphicFramePr>
+              <a:graphicFrameLocks xmlns:a="http://schemas.openxmlformats.org/drawingml/2006/main" noChangeAspect="1"/>
+            </wp:cNvGraphicFramePr>
+            <a:graphic xmlns:a="http://schemas.openxmlformats.org/drawingml/2006/main">
+              <a:graphicData uri="http://schemas.openxmlformats.org/drawingml/2006/picture">
+                <pic:pic xmlns:pic="http://schemas.openxmlformats.org/drawingml/2006/picture">
+                  <pic:nvPicPr>
+                    <pic:cNvPr id="739388121" name=""/>
+                    <pic:cNvPicPr/>
+                  </pic:nvPicPr>
+                  <pic:blipFill>
+                    <a:blip r:embed="rId20"/>
+                    <a:stretch>
+                      <a:fillRect/>
+                    </a:stretch>
+                  </pic:blipFill>
+                  <pic:spPr>
+                    <a:xfrm>
+                      <a:off x="0" y="0"/>
+                      <a:ext cx="5943600" cy="3833495"/>
+                    </a:xfrm>
+                    <a:prstGeom prst="rect">
+                      <a:avLst/>
+                    </a:prstGeom>
+                  </pic:spPr>
+                </pic:pic>
+              </a:graphicData>
+            </a:graphic>
+          </wp:inline>
+        </w:drawing>
+      </w:r>
+    </w:p>
+    <w:p>
+      <w:r>
+        <w:t xml:space="preserve">Dari syarat diatas, ditemukan 9 perusahaan </w:t>
+      </w:r>
+      <w:proofErr w:type="gramStart"/>
+      <w:r>
+        <w:t>cacat :</w:t>
+      </w:r>
+      <w:proofErr w:type="gramEnd"/>
+      <w:r>
+        <w:t xml:space="preserve">  </w:t>
+      </w:r>
+      <w:r>
+        <w:t>army, goll, hotl, inet, lcgp, magp, tram, tril, tifa</w:t>
+      </w:r>
+    </w:p>
+    <w:p>
+      <w:r>
+        <w:t>Total perusahaan menjadi 555 perusahaan dari 604 perusahaan</w:t>
+      </w:r>
+    </w:p>
+    <w:p>
+      <w:r>
+        <w:drawing>
+          <wp:inline distT="0" distB="0" distL="0" distR="0" wp14:anchorId="21E61934" wp14:editId="13619611">
+            <wp:extent cx="2791215" cy="581106"/>
+            <wp:effectExtent l="0" t="0" r="9525" b="9525"/>
+            <wp:docPr id="1586761955" name="Picture 1"/>
+            <wp:cNvGraphicFramePr>
+              <a:graphicFrameLocks xmlns:a="http://schemas.openxmlformats.org/drawingml/2006/main" noChangeAspect="1"/>
+            </wp:cNvGraphicFramePr>
+            <a:graphic xmlns:a="http://schemas.openxmlformats.org/drawingml/2006/main">
+              <a:graphicData uri="http://schemas.openxmlformats.org/drawingml/2006/picture">
+                <pic:pic xmlns:pic="http://schemas.openxmlformats.org/drawingml/2006/picture">
+                  <pic:nvPicPr>
+                    <pic:cNvPr id="1586761955" name=""/>
+                    <pic:cNvPicPr/>
+                  </pic:nvPicPr>
+                  <pic:blipFill>
+                    <a:blip r:embed="rId21"/>
+                    <a:stretch>
+                      <a:fillRect/>
+                    </a:stretch>
+                  </pic:blipFill>
+                  <pic:spPr>
+                    <a:xfrm>
+                      <a:off x="0" y="0"/>
+                      <a:ext cx="2791215" cy="581106"/>
+                    </a:xfrm>
+                    <a:prstGeom prst="rect">
+                      <a:avLst/>
+                    </a:prstGeom>
+                  </pic:spPr>
+                </pic:pic>
+              </a:graphicData>
+            </a:graphic>
+          </wp:inline>
+        </w:drawing>
+      </w:r>
+      <w:r>
+        <w:t>dan jumlah baris menjadi 11,338</w:t>
+      </w:r>
+    </w:p>
+    <w:p/>
+    <w:p>
+      <w:r>
+        <w:t xml:space="preserve">Selanjutnya adalah tahap penanganan missing value, dan diketahui banyak missing value dari tahun 2023, maka </w:t>
+      </w:r>
+    </w:p>
+    <w:p>
+      <w:r>
+        <w:drawing>
+          <wp:inline distT="0" distB="0" distL="0" distR="0" wp14:anchorId="604A9C84" wp14:editId="0B05E89E">
+            <wp:extent cx="5943600" cy="4455795"/>
+            <wp:effectExtent l="0" t="0" r="0" b="1905"/>
+            <wp:docPr id="2006430703" name="Picture 1"/>
+            <wp:cNvGraphicFramePr>
+              <a:graphicFrameLocks xmlns:a="http://schemas.openxmlformats.org/drawingml/2006/main" noChangeAspect="1"/>
+            </wp:cNvGraphicFramePr>
+            <a:graphic xmlns:a="http://schemas.openxmlformats.org/drawingml/2006/main">
+              <a:graphicData uri="http://schemas.openxmlformats.org/drawingml/2006/picture">
+                <pic:pic xmlns:pic="http://schemas.openxmlformats.org/drawingml/2006/picture">
+                  <pic:nvPicPr>
+                    <pic:cNvPr id="2006430703" name=""/>
+                    <pic:cNvPicPr/>
+                  </pic:nvPicPr>
+                  <pic:blipFill>
+                    <a:blip r:embed="rId22"/>
+                    <a:stretch>
+                      <a:fillRect/>
+                    </a:stretch>
+                  </pic:blipFill>
+                  <pic:spPr>
+                    <a:xfrm>
+                      <a:off x="0" y="0"/>
+                      <a:ext cx="5943600" cy="4455795"/>
+                    </a:xfrm>
+                    <a:prstGeom prst="rect">
+                      <a:avLst/>
+                    </a:prstGeom>
+                  </pic:spPr>
+                </pic:pic>
+              </a:graphicData>
+            </a:graphic>
+          </wp:inline>
+        </w:drawing>
+      </w:r>
+    </w:p>
+    <w:p>
+      <w:r>
+        <w:t xml:space="preserve">Maka cara penangananya yang paling idel adalah menggunakan </w:t>
+      </w:r>
+      <w:proofErr w:type="gramStart"/>
+      <w:r>
+        <w:t xml:space="preserve">metode </w:t>
+      </w:r>
+      <w:r>
+        <w:t xml:space="preserve"> Imputasi</w:t>
+      </w:r>
+      <w:proofErr w:type="gramEnd"/>
+      <w:r>
+        <w:t xml:space="preserve"> </w:t>
+      </w:r>
+      <w:r>
+        <w:rPr>
+          <w:i/>
+          <w:iCs/>
+        </w:rPr>
+        <w:t xml:space="preserve">Previous </w:t>
+      </w:r>
+      <w:proofErr w:type="gramStart"/>
+      <w:r>
+        <w:rPr>
+          <w:i/>
+          <w:iCs/>
+        </w:rPr>
+        <w:t>Value</w:t>
+      </w:r>
+      <w:r>
+        <w:rPr>
+          <w:i/>
+          <w:iCs/>
+        </w:rPr>
+        <w:t xml:space="preserve"> ,</w:t>
+      </w:r>
+      <w:proofErr w:type="gramEnd"/>
+      <w:r>
+        <w:rPr>
+          <w:i/>
+          <w:iCs/>
+        </w:rPr>
+        <w:t xml:space="preserve"> jadi misal tahun 2023 kosong sedangkan tahun 2022 </w:t>
+      </w:r>
+      <w:proofErr w:type="gramStart"/>
+      <w:r>
+        <w:rPr>
+          <w:i/>
+          <w:iCs/>
+        </w:rPr>
+        <w:t>ada ,</w:t>
+      </w:r>
+      <w:proofErr w:type="gramEnd"/>
+      <w:r>
+        <w:rPr>
+          <w:i/>
+          <w:iCs/>
+        </w:rPr>
+        <w:t xml:space="preserve"> maka angka di 2023 diisi dengan thaun 2022</w:t>
+      </w:r>
+      <w:r>
+        <w:t xml:space="preserve"> hal ini lebih masuk akal karena jika dihapus semua missing value, maka bisa kehilangan setengah data yang sudah ada.</w:t>
+      </w:r>
+    </w:p>
+    <w:p>
+      <w:r>
+        <w:drawing>
+          <wp:anchor distT="0" distB="0" distL="114300" distR="114300" simplePos="0" relativeHeight="251659264" behindDoc="0" locked="0" layoutInCell="1" allowOverlap="1" wp14:anchorId="414501F9" wp14:editId="7622ABB3">
+            <wp:simplePos x="0" y="0"/>
+            <wp:positionH relativeFrom="margin">
+              <wp:align>left</wp:align>
+            </wp:positionH>
+            <wp:positionV relativeFrom="paragraph">
+              <wp:posOffset>6106</wp:posOffset>
+            </wp:positionV>
+            <wp:extent cx="5268351" cy="1476939"/>
+            <wp:effectExtent l="0" t="0" r="0" b="9525"/>
+            <wp:wrapNone/>
+            <wp:docPr id="1792727123" name="Picture 1"/>
+            <wp:cNvGraphicFramePr>
+              <a:graphicFrameLocks xmlns:a="http://schemas.openxmlformats.org/drawingml/2006/main" noChangeAspect="1"/>
+            </wp:cNvGraphicFramePr>
+            <a:graphic xmlns:a="http://schemas.openxmlformats.org/drawingml/2006/main">
+              <a:graphicData uri="http://schemas.openxmlformats.org/drawingml/2006/picture">
+                <pic:pic xmlns:pic="http://schemas.openxmlformats.org/drawingml/2006/picture">
+                  <pic:nvPicPr>
+                    <pic:cNvPr id="1792727123" name=""/>
+                    <pic:cNvPicPr/>
+                  </pic:nvPicPr>
+                  <pic:blipFill>
+                    <a:blip r:embed="rId23">
+                      <a:extLst>
+                        <a:ext uri="{28A0092B-C50C-407E-A947-70E740481C1C}">
+                          <a14:useLocalDpi xmlns:a14="http://schemas.microsoft.com/office/drawing/2010/main" val="0"/>
+                        </a:ext>
+                      </a:extLst>
+                    </a:blip>
+                    <a:stretch>
+                      <a:fillRect/>
+                    </a:stretch>
+                  </pic:blipFill>
+                  <pic:spPr>
+                    <a:xfrm>
+                      <a:off x="0" y="0"/>
+                      <a:ext cx="5268351" cy="1476939"/>
+                    </a:xfrm>
+                    <a:prstGeom prst="rect">
+                      <a:avLst/>
+                    </a:prstGeom>
+                  </pic:spPr>
+                </pic:pic>
+              </a:graphicData>
+            </a:graphic>
+          </wp:anchor>
+        </w:drawing>
+      </w:r>
+    </w:p>
+    <w:p/>
+    <w:p/>
+    <w:p/>
+    <w:p/>
+    <w:p>
+      <w:r>
+        <w:lastRenderedPageBreak/>
+        <w:t xml:space="preserve">Penggunaan rumus, </w:t>
+      </w:r>
+      <w:proofErr w:type="gramStart"/>
+      <w:r>
+        <w:t>cth :</w:t>
+      </w:r>
+      <w:proofErr w:type="gramEnd"/>
+      <w:r>
+        <w:t xml:space="preserve"> jika 2020 kosong maka diisi 2021, jika 2021 juga kosong diisi 2022 dan </w:t>
+      </w:r>
+      <w:proofErr w:type="gramStart"/>
+      <w:r>
+        <w:t>seterusnya..</w:t>
+      </w:r>
+      <w:proofErr w:type="gramEnd"/>
+      <w:r>
+        <w:t xml:space="preserve"> (imputasi previous or after value)</w:t>
+      </w:r>
+    </w:p>
+    <w:p/>
+    <w:p>
+      <w:r>
+        <w:t xml:space="preserve">Maka sekarang didapati missing </w:t>
+      </w:r>
+      <w:proofErr w:type="gramStart"/>
+      <w:r>
+        <w:t>attributes  bernilai</w:t>
+      </w:r>
+      <w:proofErr w:type="gramEnd"/>
+      <w:r>
+        <w:t xml:space="preserve"> 0 dari 11,388</w:t>
+      </w:r>
+      <w:r>
+        <w:drawing>
+          <wp:inline distT="0" distB="0" distL="0" distR="0" wp14:anchorId="3330EB29" wp14:editId="76BA4142">
+            <wp:extent cx="4686954" cy="724001"/>
+            <wp:effectExtent l="0" t="0" r="0" b="0"/>
+            <wp:docPr id="1638719710" name="Picture 1"/>
+            <wp:cNvGraphicFramePr>
+              <a:graphicFrameLocks xmlns:a="http://schemas.openxmlformats.org/drawingml/2006/main" noChangeAspect="1"/>
+            </wp:cNvGraphicFramePr>
+            <a:graphic xmlns:a="http://schemas.openxmlformats.org/drawingml/2006/main">
+              <a:graphicData uri="http://schemas.openxmlformats.org/drawingml/2006/picture">
+                <pic:pic xmlns:pic="http://schemas.openxmlformats.org/drawingml/2006/picture">
+                  <pic:nvPicPr>
+                    <pic:cNvPr id="1638719710" name=""/>
+                    <pic:cNvPicPr/>
+                  </pic:nvPicPr>
+                  <pic:blipFill>
+                    <a:blip r:embed="rId24"/>
+                    <a:stretch>
+                      <a:fillRect/>
+                    </a:stretch>
+                  </pic:blipFill>
+                  <pic:spPr>
+                    <a:xfrm>
+                      <a:off x="0" y="0"/>
+                      <a:ext cx="4686954" cy="724001"/>
+                    </a:xfrm>
+                    <a:prstGeom prst="rect">
+                      <a:avLst/>
+                    </a:prstGeom>
+                  </pic:spPr>
+                </pic:pic>
+              </a:graphicData>
+            </a:graphic>
+          </wp:inline>
+        </w:drawing>
+      </w:r>
+    </w:p>
+    <w:p/>
+    <w:p>
+      <w:r>
+        <w:t xml:space="preserve">Namun ternyata terdapat sebuah inkonsistensi label data pada account cash flow from continuing </w:t>
+      </w:r>
+      <w:r>
+        <w:t>Financing Activities</w:t>
+      </w:r>
+      <w:r>
+        <w:t>,</w:t>
+      </w:r>
+    </w:p>
+    <w:p>
+      <w:r>
+        <w:drawing>
+          <wp:inline distT="0" distB="0" distL="0" distR="0" wp14:anchorId="1731D4ED" wp14:editId="65FBF7BC">
+            <wp:extent cx="5943600" cy="715645"/>
+            <wp:effectExtent l="0" t="0" r="0" b="8255"/>
+            <wp:docPr id="557446639" name="Picture 1"/>
+            <wp:cNvGraphicFramePr>
+              <a:graphicFrameLocks xmlns:a="http://schemas.openxmlformats.org/drawingml/2006/main" noChangeAspect="1"/>
+            </wp:cNvGraphicFramePr>
+            <a:graphic xmlns:a="http://schemas.openxmlformats.org/drawingml/2006/main">
+              <a:graphicData uri="http://schemas.openxmlformats.org/drawingml/2006/picture">
+                <pic:pic xmlns:pic="http://schemas.openxmlformats.org/drawingml/2006/picture">
+                  <pic:nvPicPr>
+                    <pic:cNvPr id="557446639" name=""/>
+                    <pic:cNvPicPr/>
+                  </pic:nvPicPr>
+                  <pic:blipFill>
+                    <a:blip r:embed="rId25"/>
+                    <a:stretch>
+                      <a:fillRect/>
+                    </a:stretch>
+                  </pic:blipFill>
+                  <pic:spPr>
+                    <a:xfrm>
+                      <a:off x="0" y="0"/>
+                      <a:ext cx="5943600" cy="715645"/>
+                    </a:xfrm>
+                    <a:prstGeom prst="rect">
+                      <a:avLst/>
+                    </a:prstGeom>
+                  </pic:spPr>
+                </pic:pic>
+              </a:graphicData>
+            </a:graphic>
+          </wp:inline>
+        </w:drawing>
+      </w:r>
+    </w:p>
+    <w:p>
+      <w:r>
+        <w:t>Maka variable account tersebut akan dihapus guna menjaga konsistensi dan keakuratan model nantinya</w:t>
+      </w:r>
+    </w:p>
+    <w:p>
+      <w:r>
+        <w:drawing>
+          <wp:inline distT="0" distB="0" distL="0" distR="0" wp14:anchorId="7BA219BF" wp14:editId="14C2AD2D">
+            <wp:extent cx="2896004" cy="724001"/>
+            <wp:effectExtent l="0" t="0" r="0" b="0"/>
+            <wp:docPr id="1631375089" name="Picture 1"/>
+            <wp:cNvGraphicFramePr>
+              <a:graphicFrameLocks xmlns:a="http://schemas.openxmlformats.org/drawingml/2006/main" noChangeAspect="1"/>
+            </wp:cNvGraphicFramePr>
+            <a:graphic xmlns:a="http://schemas.openxmlformats.org/drawingml/2006/main">
+              <a:graphicData uri="http://schemas.openxmlformats.org/drawingml/2006/picture">
+                <pic:pic xmlns:pic="http://schemas.openxmlformats.org/drawingml/2006/picture">
+                  <pic:nvPicPr>
+                    <pic:cNvPr id="1631375089" name=""/>
+                    <pic:cNvPicPr/>
+                  </pic:nvPicPr>
+                  <pic:blipFill>
+                    <a:blip r:embed="rId26"/>
+                    <a:stretch>
+                      <a:fillRect/>
+                    </a:stretch>
+                  </pic:blipFill>
+                  <pic:spPr>
+                    <a:xfrm>
+                      <a:off x="0" y="0"/>
+                      <a:ext cx="2896004" cy="724001"/>
+                    </a:xfrm>
+                    <a:prstGeom prst="rect">
+                      <a:avLst/>
+                    </a:prstGeom>
+                  </pic:spPr>
+                </pic:pic>
+              </a:graphicData>
+            </a:graphic>
+          </wp:inline>
+        </w:drawing>
+      </w:r>
+      <w:r>
+        <w:t xml:space="preserve"> </w:t>
+      </w:r>
+    </w:p>
+    <w:p>
+      <w:r>
+        <w:t>Total baris hanya berkurang 1 menjadi 11,337</w:t>
+      </w:r>
+    </w:p>
+    <w:p/>
+    <w:p>
+      <w:r>
+        <w:t xml:space="preserve">tahap di mana data sudah bersih dari </w:t>
+      </w:r>
+      <w:r>
+        <w:rPr>
+          <w:i/>
+          <w:iCs/>
+        </w:rPr>
+        <w:t>missing values</w:t>
+      </w:r>
+      <w:r>
+        <w:t xml:space="preserve">, duplikat, dan </w:t>
+      </w:r>
+      <w:r>
+        <w:rPr>
+          <w:i/>
+          <w:iCs/>
+        </w:rPr>
+        <w:t>noise</w:t>
+      </w:r>
+      <w:r>
+        <w:t xml:space="preserve"> (akun yang tidak penting)</w:t>
+      </w:r>
+      <w:r>
+        <w:t xml:space="preserve"> sudah selesai, </w:t>
+      </w:r>
+      <w:r>
+        <w:t xml:space="preserve">selanjutnya adalah tahap pivoting atau pivot karena data yang </w:t>
+      </w:r>
+      <w:r>
+        <w:lastRenderedPageBreak/>
+        <w:t xml:space="preserve">dihasilkan masih </w:t>
+      </w:r>
+      <w:proofErr w:type="gramStart"/>
+      <w:r>
+        <w:t>berupa  long</w:t>
+      </w:r>
+      <w:proofErr w:type="gramEnd"/>
+      <w:r>
+        <w:t xml:space="preserve"> format seperti </w:t>
+      </w:r>
+      <w:proofErr w:type="gramStart"/>
+      <w:r>
+        <w:t>ini :</w:t>
+      </w:r>
+      <w:proofErr w:type="gramEnd"/>
+      <w:r>
+        <w:t xml:space="preserve"> </w:t>
+      </w:r>
+      <w:r>
+        <w:drawing>
+          <wp:inline distT="0" distB="0" distL="0" distR="0" wp14:anchorId="49D6E000" wp14:editId="580CA286">
+            <wp:extent cx="5943600" cy="3130550"/>
+            <wp:effectExtent l="0" t="0" r="0" b="0"/>
+            <wp:docPr id="1538224140" name="Picture 1"/>
+            <wp:cNvGraphicFramePr>
+              <a:graphicFrameLocks xmlns:a="http://schemas.openxmlformats.org/drawingml/2006/main" noChangeAspect="1"/>
+            </wp:cNvGraphicFramePr>
+            <a:graphic xmlns:a="http://schemas.openxmlformats.org/drawingml/2006/main">
+              <a:graphicData uri="http://schemas.openxmlformats.org/drawingml/2006/picture">
+                <pic:pic xmlns:pic="http://schemas.openxmlformats.org/drawingml/2006/picture">
+                  <pic:nvPicPr>
+                    <pic:cNvPr id="1538224140" name=""/>
+                    <pic:cNvPicPr/>
+                  </pic:nvPicPr>
+                  <pic:blipFill>
+                    <a:blip r:embed="rId27"/>
+                    <a:stretch>
+                      <a:fillRect/>
+                    </a:stretch>
+                  </pic:blipFill>
+                  <pic:spPr>
+                    <a:xfrm>
+                      <a:off x="0" y="0"/>
+                      <a:ext cx="5943600" cy="3130550"/>
+                    </a:xfrm>
+                    <a:prstGeom prst="rect">
+                      <a:avLst/>
+                    </a:prstGeom>
+                  </pic:spPr>
+                </pic:pic>
+              </a:graphicData>
+            </a:graphic>
+          </wp:inline>
+        </w:drawing>
+      </w:r>
+    </w:p>
+    <w:p>
+      <w:r>
+        <w:t xml:space="preserve">setelah melakukan </w:t>
+      </w:r>
+      <w:proofErr w:type="gramStart"/>
+      <w:r>
+        <w:t>pivoting :</w:t>
+      </w:r>
+      <w:proofErr w:type="gramEnd"/>
+      <w:r>
+        <w:t xml:space="preserve"> </w:t>
+      </w:r>
+      <w:r>
+        <w:drawing>
+          <wp:inline distT="0" distB="0" distL="0" distR="0" wp14:anchorId="4FEC92E2" wp14:editId="7A72260A">
+            <wp:extent cx="5943600" cy="2844165"/>
+            <wp:effectExtent l="0" t="0" r="0" b="0"/>
+            <wp:docPr id="2100060041" name="Picture 1"/>
+            <wp:cNvGraphicFramePr>
+              <a:graphicFrameLocks xmlns:a="http://schemas.openxmlformats.org/drawingml/2006/main" noChangeAspect="1"/>
+            </wp:cNvGraphicFramePr>
+            <a:graphic xmlns:a="http://schemas.openxmlformats.org/drawingml/2006/main">
+              <a:graphicData uri="http://schemas.openxmlformats.org/drawingml/2006/picture">
+                <pic:pic xmlns:pic="http://schemas.openxmlformats.org/drawingml/2006/picture">
+                  <pic:nvPicPr>
+                    <pic:cNvPr id="2100060041" name=""/>
+                    <pic:cNvPicPr/>
+                  </pic:nvPicPr>
+                  <pic:blipFill>
+                    <a:blip r:embed="rId28"/>
+                    <a:stretch>
+                      <a:fillRect/>
+                    </a:stretch>
+                  </pic:blipFill>
+                  <pic:spPr>
+                    <a:xfrm>
+                      <a:off x="0" y="0"/>
+                      <a:ext cx="5943600" cy="2844165"/>
+                    </a:xfrm>
+                    <a:prstGeom prst="rect">
+                      <a:avLst/>
+                    </a:prstGeom>
+                  </pic:spPr>
+                </pic:pic>
+              </a:graphicData>
+            </a:graphic>
+          </wp:inline>
+        </w:drawing>
+      </w:r>
+    </w:p>
+    <w:p>
+      <w:r>
+        <w:t xml:space="preserve">dan selanjutnya melakukan replace missing value dengan angka </w:t>
+      </w:r>
+      <w:proofErr w:type="gramStart"/>
+      <w:r>
+        <w:t>0 ,</w:t>
+      </w:r>
+      <w:proofErr w:type="gramEnd"/>
+      <w:r>
+        <w:t xml:space="preserve"> terdapat beberapa missing values, hal ini wajar karena </w:t>
+      </w:r>
+      <w:r>
+        <w:t xml:space="preserve">Tidak semua </w:t>
+      </w:r>
+      <w:r>
+        <w:t>555</w:t>
+      </w:r>
+      <w:r>
+        <w:t xml:space="preserve"> perusahaan di dataset tersebut merilis atau memiliki ke-20 akun VIP yang </w:t>
+      </w:r>
+      <w:r>
+        <w:t>di</w:t>
+      </w:r>
+      <w:r>
+        <w:t>filter.</w:t>
+      </w:r>
+      <w:r>
+        <w:t xml:space="preserve"> </w:t>
+      </w:r>
+      <w:r>
+        <w:t xml:space="preserve">Contoh nyata: Perusahaan di sektor perbankan (seperti BBCA) tidak memiliki akun Cost </w:t>
+      </w:r>
+      <w:proofErr w:type="gramStart"/>
+      <w:r>
+        <w:t>Of</w:t>
+      </w:r>
+      <w:proofErr w:type="gramEnd"/>
+      <w:r>
+        <w:t xml:space="preserve"> Revenue (Beban Pokok Penjualan) atau Gross Profit (Laba Kotor) karena bisnis mereka adalah jasa keuangan, bukan jualan barang fisik.</w:t>
+      </w:r>
+    </w:p>
+    <w:p>
+      <w:r>
+        <w:lastRenderedPageBreak/>
+        <w:drawing>
+          <wp:inline distT="0" distB="0" distL="0" distR="0" wp14:anchorId="0A38B85B" wp14:editId="50D29BE8">
+            <wp:extent cx="5943600" cy="3396615"/>
+            <wp:effectExtent l="0" t="0" r="0" b="0"/>
+            <wp:docPr id="546582857" name="Picture 1"/>
+            <wp:cNvGraphicFramePr>
+              <a:graphicFrameLocks xmlns:a="http://schemas.openxmlformats.org/drawingml/2006/main" noChangeAspect="1"/>
+            </wp:cNvGraphicFramePr>
+            <a:graphic xmlns:a="http://schemas.openxmlformats.org/drawingml/2006/main">
+              <a:graphicData uri="http://schemas.openxmlformats.org/drawingml/2006/picture">
+                <pic:pic xmlns:pic="http://schemas.openxmlformats.org/drawingml/2006/picture">
+                  <pic:nvPicPr>
+                    <pic:cNvPr id="546582857" name=""/>
+                    <pic:cNvPicPr/>
+                  </pic:nvPicPr>
+                  <pic:blipFill>
+                    <a:blip r:embed="rId29"/>
+                    <a:stretch>
+                      <a:fillRect/>
+                    </a:stretch>
+                  </pic:blipFill>
+                  <pic:spPr>
+                    <a:xfrm>
+                      <a:off x="0" y="0"/>
+                      <a:ext cx="5943600" cy="3396615"/>
+                    </a:xfrm>
+                    <a:prstGeom prst="rect">
+                      <a:avLst/>
+                    </a:prstGeom>
+                  </pic:spPr>
+                </pic:pic>
+              </a:graphicData>
+            </a:graphic>
+          </wp:inline>
+        </w:drawing>
+      </w:r>
+    </w:p>
+    <w:p>
+      <w:r>
+        <w:t xml:space="preserve">Selanjutnya adalah pembagian dua jalur dimana data asli di export menjadi csv untuk keperluan dashboard, lalu </w:t>
+      </w:r>
+      <w:r>
+        <w:t>jalur b untuk data yang di normalisasi untuk algoritma seperti kmeans, atau regresi dan sebagainya yang nanti juga akan dimasukan ke html untuk dashboard bi</w:t>
+      </w:r>
+    </w:p>
+    <w:p/>
+    <w:p>
+      <w:r>
+        <w:t>Jalur a sudah dilakukan, maka lanjut ke jalur b yaitu normalisasi</w:t>
+      </w:r>
+    </w:p>
+    <w:p>
+      <w:r>
+        <w:drawing>
+          <wp:inline distT="0" distB="0" distL="0" distR="0" wp14:anchorId="03592F29" wp14:editId="67472629">
+            <wp:extent cx="5943600" cy="2044065"/>
+            <wp:effectExtent l="0" t="0" r="0" b="0"/>
+            <wp:docPr id="746696178" name="Picture 1"/>
+            <wp:cNvGraphicFramePr>
+              <a:graphicFrameLocks xmlns:a="http://schemas.openxmlformats.org/drawingml/2006/main" noChangeAspect="1"/>
+            </wp:cNvGraphicFramePr>
+            <a:graphic xmlns:a="http://schemas.openxmlformats.org/drawingml/2006/main">
+              <a:graphicData uri="http://schemas.openxmlformats.org/drawingml/2006/picture">
+                <pic:pic xmlns:pic="http://schemas.openxmlformats.org/drawingml/2006/picture">
+                  <pic:nvPicPr>
+                    <pic:cNvPr id="746696178" name=""/>
+                    <pic:cNvPicPr/>
+                  </pic:nvPicPr>
+                  <pic:blipFill>
+                    <a:blip r:embed="rId30"/>
+                    <a:stretch>
+                      <a:fillRect/>
+                    </a:stretch>
+                  </pic:blipFill>
+                  <pic:spPr>
+                    <a:xfrm>
+                      <a:off x="0" y="0"/>
+                      <a:ext cx="5943600" cy="2044065"/>
+                    </a:xfrm>
+                    <a:prstGeom prst="rect">
+                      <a:avLst/>
+                    </a:prstGeom>
+                  </pic:spPr>
+                </pic:pic>
+              </a:graphicData>
+            </a:graphic>
+          </wp:inline>
+        </w:drawing>
+      </w:r>
+      <w:r>
+        <w:t>tampilan tabel setelah dinormalisasi dengan menggunakan metode Z-transformation</w:t>
+      </w:r>
+    </w:p>
+    <w:p/>
+    <w:p>
+      <w:r>
+        <w:t>Setelah itu adalah menselect 8 atribut wajib untuk algoritma K-Means</w:t>
+      </w:r>
+    </w:p>
+    <w:p>
+      <w:pPr>
+        <w:pStyle w:val="ListParagraph"/>
+        <w:numPr>
+          <w:ilvl w:val="1"/>
+          <w:numId w:val="12"/>
+        </w:numPr>
+      </w:pPr>
+      <w:proofErr w:type="gramStart"/>
+      <w:r>
+        <w:lastRenderedPageBreak/>
+        <w:t>sum(2023)_</w:t>
+      </w:r>
+      <w:proofErr w:type="gramEnd"/>
+      <w:r>
+        <w:t>Total Assets</w:t>
+      </w:r>
+    </w:p>
+    <w:p>
+      <w:pPr>
+        <w:pStyle w:val="ListParagraph"/>
+        <w:numPr>
+          <w:ilvl w:val="1"/>
+          <w:numId w:val="12"/>
+        </w:numPr>
+      </w:pPr>
+      <w:proofErr w:type="gramStart"/>
+      <w:r>
+        <w:t>sum(2023)_</w:t>
+      </w:r>
+      <w:proofErr w:type="gramEnd"/>
+      <w:r>
+        <w:t>Total Liabilities Net Minority Interest</w:t>
+      </w:r>
+    </w:p>
+    <w:p>
+      <w:pPr>
+        <w:pStyle w:val="ListParagraph"/>
+        <w:numPr>
+          <w:ilvl w:val="1"/>
+          <w:numId w:val="12"/>
+        </w:numPr>
+      </w:pPr>
+      <w:proofErr w:type="gramStart"/>
+      <w:r>
+        <w:t>sum(2023)_</w:t>
+      </w:r>
+      <w:proofErr w:type="gramEnd"/>
+      <w:r>
+        <w:t>Total Equity Gross Minority Interest</w:t>
+      </w:r>
+    </w:p>
+    <w:p>
+      <w:pPr>
+        <w:pStyle w:val="ListParagraph"/>
+        <w:numPr>
+          <w:ilvl w:val="1"/>
+          <w:numId w:val="12"/>
+        </w:numPr>
+      </w:pPr>
+      <w:proofErr w:type="gramStart"/>
+      <w:r>
+        <w:t>sum(2023)_</w:t>
+      </w:r>
+      <w:proofErr w:type="gramEnd"/>
+      <w:r>
+        <w:t>Current Assets</w:t>
+      </w:r>
+    </w:p>
+    <w:p>
+      <w:pPr>
+        <w:pStyle w:val="ListParagraph"/>
+        <w:numPr>
+          <w:ilvl w:val="1"/>
+          <w:numId w:val="12"/>
+        </w:numPr>
+      </w:pPr>
+      <w:proofErr w:type="gramStart"/>
+      <w:r>
+        <w:t>sum(2023)_</w:t>
+      </w:r>
+      <w:proofErr w:type="gramEnd"/>
+      <w:r>
+        <w:t>Current Liabilities</w:t>
+      </w:r>
+    </w:p>
+    <w:p>
+      <w:pPr>
+        <w:pStyle w:val="ListParagraph"/>
+        <w:numPr>
+          <w:ilvl w:val="1"/>
+          <w:numId w:val="12"/>
+        </w:numPr>
+      </w:pPr>
+      <w:proofErr w:type="gramStart"/>
+      <w:r>
+        <w:t>sum(2023)_</w:t>
+      </w:r>
+      <w:proofErr w:type="gramEnd"/>
+      <w:r>
+        <w:t>Total Revenue</w:t>
+      </w:r>
+    </w:p>
+    <w:p>
+      <w:pPr>
+        <w:pStyle w:val="ListParagraph"/>
+        <w:numPr>
+          <w:ilvl w:val="1"/>
+          <w:numId w:val="12"/>
+        </w:numPr>
+      </w:pPr>
+      <w:proofErr w:type="gramStart"/>
+      <w:r>
+        <w:t>sum(2023)_</w:t>
+      </w:r>
+      <w:proofErr w:type="gramEnd"/>
+      <w:r>
+        <w:t>Net Income</w:t>
+      </w:r>
+    </w:p>
+    <w:p>
+      <w:pPr>
+        <w:pStyle w:val="ListParagraph"/>
+        <w:numPr>
+          <w:ilvl w:val="1"/>
+          <w:numId w:val="12"/>
+        </w:numPr>
+      </w:pPr>
+      <w:proofErr w:type="gramStart"/>
+      <w:r>
+        <w:t>sum(2023)_</w:t>
+      </w:r>
+      <w:proofErr w:type="gramEnd"/>
+      <w:r>
+        <w:t>End Cash Position</w:t>
+      </w:r>
     </w:p>
     <w:p/>
     <w:sectPr>
@@ -2861,12 +3764,62 @@
 </w:document>
 </file>
 
+<file path=word/endnotes.xml><?xml version="1.0" encoding="utf-8"?>
+<w:endnotes xmlns:wpc="http://schemas.microsoft.com/office/word/2010/wordprocessingCanvas" xmlns:cx="http://schemas.microsoft.com/office/drawing/2014/chartex" xmlns:cx1="http://schemas.microsoft.com/office/drawing/2015/9/8/chartex" xmlns:cx2="http://schemas.microsoft.com/office/drawing/2015/10/21/chartex" xmlns:cx3="http://schemas.microsoft.com/office/drawing/2016/5/9/chartex" xmlns:cx4="http://schemas.microsoft.com/office/drawing/2016/5/10/chartex" xmlns:cx5="http://schemas.microsoft.com/office/drawing/2016/5/11/chartex" xmlns:cx6="http://schemas.microsoft.com/office/drawing/2016/5/12/chartex" xmlns:cx7="http://schemas.microsoft.com/office/drawing/2016/5/13/chartex" xmlns:cx8="http://schemas.microsoft.com/office/drawing/2016/5/14/chartex" xmlns:mc="http://schemas.openxmlformats.org/markup-compatibility/2006" xmlns:aink="http://schemas.microsoft.com/office/drawing/2016/ink" xmlns:am3d="http://schemas.microsoft.com/office/drawing/2017/model3d" xmlns:o="urn:schemas-microsoft-com:office:office" xmlns:oel="http://schemas.microsoft.com/office/2019/extlst" xmlns:r="http://schemas.openxmlformats.org/officeDocument/2006/relationships" xmlns:m="http://schemas.openxmlformats.org/officeDocument/2006/math" xmlns:v="urn:schemas-microsoft-com:vml" xmlns:wp14="http://schemas.microsoft.com/office/word/2010/wordprocessingDrawing" xmlns:wp="http://schemas.openxmlformats.org/drawingml/2006/wordprocessingDrawing" xmlns:w10="urn:schemas-microsoft-com:office:word" xmlns:w="http://schemas.openxmlformats.org/wordprocessingml/2006/main" xmlns:w14="http://schemas.microsoft.com/office/word/2010/wordml" xmlns:w15="http://schemas.microsoft.com/office/word/2012/wordml" xmlns:w16cex="http://schemas.microsoft.com/office/word/2018/wordml/cex" xmlns:w16cid="http://schemas.microsoft.com/office/word/2016/wordml/cid" xmlns:w16="http://schemas.microsoft.com/office/word/2018/wordml" xmlns:w16du="http://schemas.microsoft.com/office/word/2023/wordml/word16du" xmlns:w16sdtdh="http://schemas.microsoft.com/office/word/2020/wordml/sdtdatahash" xmlns:w16sdtfl="http://schemas.microsoft.com/office/word/2024/wordml/sdtformatlock" xmlns:w16se="http://schemas.microsoft.com/office/word/2015/wordml/symex" xmlns:wpg="http://schemas.microsoft.com/office/word/2010/wordprocessingGroup" xmlns:wpi="http://schemas.microsoft.com/office/word/2010/wordprocessingInk" xmlns:wne="http://schemas.microsoft.com/office/word/2006/wordml" xmlns:wps="http://schemas.microsoft.com/office/word/2010/wordprocessingShape" mc:Ignorable="w14 w15 w16se w16cid w16 w16cex w16sdtdh w16sdtfl w16du wp14">
+  <w:endnote w:type="separator" w:id="-1">
+    <w:p>
+      <w:pPr>
+        <w:spacing w:after="0" w:line="240" w:lineRule="auto"/>
+      </w:pPr>
+      <w:r>
+        <w:separator/>
+      </w:r>
+    </w:p>
+  </w:endnote>
+  <w:endnote w:type="continuationSeparator" w:id="0">
+    <w:p>
+      <w:pPr>
+        <w:spacing w:after="0" w:line="240" w:lineRule="auto"/>
+      </w:pPr>
+      <w:r>
+        <w:continuationSeparator/>
+      </w:r>
+    </w:p>
+  </w:endnote>
+</w:endnotes>
+</file>
+
+<file path=word/footnotes.xml><?xml version="1.0" encoding="utf-8"?>
+<w:footnotes xmlns:wpc="http://schemas.microsoft.com/office/word/2010/wordprocessingCanvas" xmlns:cx="http://schemas.microsoft.com/office/drawing/2014/chartex" xmlns:cx1="http://schemas.microsoft.com/office/drawing/2015/9/8/chartex" xmlns:cx2="http://schemas.microsoft.com/office/drawing/2015/10/21/chartex" xmlns:cx3="http://schemas.microsoft.com/office/drawing/2016/5/9/chartex" xmlns:cx4="http://schemas.microsoft.com/office/drawing/2016/5/10/chartex" xmlns:cx5="http://schemas.microsoft.com/office/drawing/2016/5/11/chartex" xmlns:cx6="http://schemas.microsoft.com/office/drawing/2016/5/12/chartex" xmlns:cx7="http://schemas.microsoft.com/office/drawing/2016/5/13/chartex" xmlns:cx8="http://schemas.microsoft.com/office/drawing/2016/5/14/chartex" xmlns:mc="http://schemas.openxmlformats.org/markup-compatibility/2006" xmlns:aink="http://schemas.microsoft.com/office/drawing/2016/ink" xmlns:am3d="http://schemas.microsoft.com/office/drawing/2017/model3d" xmlns:o="urn:schemas-microsoft-com:office:office" xmlns:oel="http://schemas.microsoft.com/office/2019/extlst" xmlns:r="http://schemas.openxmlformats.org/officeDocument/2006/relationships" xmlns:m="http://schemas.openxmlformats.org/officeDocument/2006/math" xmlns:v="urn:schemas-microsoft-com:vml" xmlns:wp14="http://schemas.microsoft.com/office/word/2010/wordprocessingDrawing" xmlns:wp="http://schemas.openxmlformats.org/drawingml/2006/wordprocessingDrawing" xmlns:w10="urn:schemas-microsoft-com:office:word" xmlns:w="http://schemas.openxmlformats.org/wordprocessingml/2006/main" xmlns:w14="http://schemas.microsoft.com/office/word/2010/wordml" xmlns:w15="http://schemas.microsoft.com/office/word/2012/wordml" xmlns:w16cex="http://schemas.microsoft.com/office/word/2018/wordml/cex" xmlns:w16cid="http://schemas.microsoft.com/office/word/2016/wordml/cid" xmlns:w16="http://schemas.microsoft.com/office/word/2018/wordml" xmlns:w16du="http://schemas.microsoft.com/office/word/2023/wordml/word16du" xmlns:w16sdtdh="http://schemas.microsoft.com/office/word/2020/wordml/sdtdatahash" xmlns:w16sdtfl="http://schemas.microsoft.com/office/word/2024/wordml/sdtformatlock" xmlns:w16se="http://schemas.microsoft.com/office/word/2015/wordml/symex" xmlns:wpg="http://schemas.microsoft.com/office/word/2010/wordprocessingGroup" xmlns:wpi="http://schemas.microsoft.com/office/word/2010/wordprocessingInk" xmlns:wne="http://schemas.microsoft.com/office/word/2006/wordml" xmlns:wps="http://schemas.microsoft.com/office/word/2010/wordprocessingShape" mc:Ignorable="w14 w15 w16se w16cid w16 w16cex w16sdtdh w16sdtfl w16du wp14">
+  <w:footnote w:type="separator" w:id="-1">
+    <w:p>
+      <w:pPr>
+        <w:spacing w:after="0" w:line="240" w:lineRule="auto"/>
+      </w:pPr>
+      <w:r>
+        <w:separator/>
+      </w:r>
+    </w:p>
+  </w:footnote>
+  <w:footnote w:type="continuationSeparator" w:id="0">
+    <w:p>
+      <w:pPr>
+        <w:spacing w:after="0" w:line="240" w:lineRule="auto"/>
+      </w:pPr>
+      <w:r>
+        <w:continuationSeparator/>
+      </w:r>
+    </w:p>
+  </w:footnote>
+</w:footnotes>
+</file>
+
 <file path=word/numbering.xml><?xml version="1.0" encoding="utf-8"?>
 <w:numbering xmlns:wpc="http://schemas.microsoft.com/office/word/2010/wordprocessingCanvas" xmlns:cx="http://schemas.microsoft.com/office/drawing/2014/chartex" xmlns:cx1="http://schemas.microsoft.com/office/drawing/2015/9/8/chartex" xmlns:cx2="http://schemas.microsoft.com/office/drawing/2015/10/21/chartex" xmlns:cx3="http://schemas.microsoft.com/office/drawing/2016/5/9/chartex" xmlns:cx4="http://schemas.microsoft.com/office/drawing/2016/5/10/chartex" xmlns:cx5="http://schemas.microsoft.com/office/drawing/2016/5/11/chartex" xmlns:cx6="http://schemas.microsoft.com/office/drawing/2016/5/12/chartex" xmlns:cx7="http://schemas.microsoft.com/office/drawing/2016/5/13/chartex" xmlns:cx8="http://schemas.microsoft.com/office/drawing/2016/5/14/chartex" xmlns:mc="http://schemas.openxmlformats.org/markup-compatibility/2006" xmlns:aink="http://schemas.microsoft.com/office/drawing/2016/ink" xmlns:am3d="http://schemas.microsoft.com/office/drawing/2017/model3d" xmlns:o="urn:schemas-microsoft-com:office:office" xmlns:oel="http://schemas.microsoft.com/office/2019/extlst" xmlns:r="http://schemas.openxmlformats.org/officeDocument/2006/relationships" xmlns:m="http://schemas.openxmlformats.org/officeDocument/2006/math" xmlns:v="urn:schemas-microsoft-com:vml" xmlns:wp14="http://schemas.microsoft.com/office/word/2010/wordprocessingDrawing" xmlns:wp="http://schemas.openxmlformats.org/drawingml/2006/wordprocessingDrawing" xmlns:w10="urn:schemas-microsoft-com:office:word" xmlns:w="http://schemas.openxmlformats.org/wordprocessingml/2006/main" xmlns:w14="http://schemas.microsoft.com/office/word/2010/wordml" xmlns:w15="http://schemas.microsoft.com/office/word/2012/wordml" xmlns:w16cex="http://schemas.microsoft.com/office/word/2018/wordml/cex" xmlns:w16cid="http://schemas.microsoft.com/office/word/2016/wordml/cid" xmlns:w16="http://schemas.microsoft.com/office/word/2018/wordml" xmlns:w16du="http://schemas.microsoft.com/office/word/2023/wordml/word16du" xmlns:w16sdtdh="http://schemas.microsoft.com/office/word/2020/wordml/sdtdatahash" xmlns:w16sdtfl="http://schemas.microsoft.com/office/word/2024/wordml/sdtformatlock" xmlns:w16se="http://schemas.microsoft.com/office/word/2015/wordml/symex" xmlns:wpg="http://schemas.microsoft.com/office/word/2010/wordprocessingGroup" xmlns:wpi="http://schemas.microsoft.com/office/word/2010/wordprocessingInk" xmlns:wne="http://schemas.microsoft.com/office/word/2006/wordml" xmlns:wps="http://schemas.microsoft.com/office/word/2010/wordprocessingShape" mc:Ignorable="w14 w15 w16se w16cid w16 w16cex w16sdtdh w16sdtfl w16du wp14">
   <w:abstractNum w:abstractNumId="0" w15:restartNumberingAfterBreak="0">
     <w:nsid w:val="009625A7"/>
     <w:multiLevelType w:val="hybridMultilevel"/>
-    <w:tmpl w:val="D7987C8C"/>
+    <w:tmpl w:val="871CD0E8"/>
     <w:lvl w:ilvl="0" w:tplc="0409000F">
       <w:start w:val="1"/>
       <w:numFmt w:val="decimal"/>
@@ -2879,14 +3832,16 @@
         <w:rFonts w:hint="default"/>
       </w:rPr>
     </w:lvl>
-    <w:lvl w:ilvl="1" w:tplc="04090019" w:tentative="1">
-      <w:start w:val="1"/>
-      <w:numFmt w:val="lowerLetter"/>
-      <w:lvlText w:val="%2."/>
+    <w:lvl w:ilvl="1" w:tplc="0796748C">
+      <w:numFmt w:val="bullet"/>
+      <w:lvlText w:val=""/>
       <w:lvlJc w:val="left"/>
       <w:pPr>
         <w:ind w:left="1440" w:hanging="360"/>
       </w:pPr>
+      <w:rPr>
+        <w:rFonts w:ascii="Aptos" w:eastAsiaTheme="minorHAnsi" w:hAnsi="Aptos" w:cstheme="minorBidi" w:hint="default"/>
+      </w:rPr>
     </w:lvl>
     <w:lvl w:ilvl="2" w:tplc="0409001B" w:tentative="1">
       <w:start w:val="1"/>
@@ -3578,6 +4533,92 @@
     </w:lvl>
   </w:abstractNum>
   <w:abstractNum w:abstractNumId="6" w15:restartNumberingAfterBreak="0">
+    <w:nsid w:val="4F8576EB"/>
+    <w:multiLevelType w:val="hybridMultilevel"/>
+    <w:tmpl w:val="EDE8994E"/>
+    <w:lvl w:ilvl="0" w:tplc="0409000F">
+      <w:start w:val="1"/>
+      <w:numFmt w:val="decimal"/>
+      <w:lvlText w:val="%1."/>
+      <w:lvlJc w:val="left"/>
+      <w:pPr>
+        <w:ind w:left="720" w:hanging="360"/>
+      </w:pPr>
+    </w:lvl>
+    <w:lvl w:ilvl="1" w:tplc="04090019">
+      <w:start w:val="1"/>
+      <w:numFmt w:val="lowerLetter"/>
+      <w:lvlText w:val="%2."/>
+      <w:lvlJc w:val="left"/>
+      <w:pPr>
+        <w:ind w:left="1440" w:hanging="360"/>
+      </w:pPr>
+    </w:lvl>
+    <w:lvl w:ilvl="2" w:tplc="0409001B" w:tentative="1">
+      <w:start w:val="1"/>
+      <w:numFmt w:val="lowerRoman"/>
+      <w:lvlText w:val="%3."/>
+      <w:lvlJc w:val="right"/>
+      <w:pPr>
+        <w:ind w:left="2160" w:hanging="180"/>
+      </w:pPr>
+    </w:lvl>
+    <w:lvl w:ilvl="3" w:tplc="0409000F" w:tentative="1">
+      <w:start w:val="1"/>
+      <w:numFmt w:val="decimal"/>
+      <w:lvlText w:val="%4."/>
+      <w:lvlJc w:val="left"/>
+      <w:pPr>
+        <w:ind w:left="2880" w:hanging="360"/>
+      </w:pPr>
+    </w:lvl>
+    <w:lvl w:ilvl="4" w:tplc="04090019" w:tentative="1">
+      <w:start w:val="1"/>
+      <w:numFmt w:val="lowerLetter"/>
+      <w:lvlText w:val="%5."/>
+      <w:lvlJc w:val="left"/>
+      <w:pPr>
+        <w:ind w:left="3600" w:hanging="360"/>
+      </w:pPr>
+    </w:lvl>
+    <w:lvl w:ilvl="5" w:tplc="0409001B" w:tentative="1">
+      <w:start w:val="1"/>
+      <w:numFmt w:val="lowerRoman"/>
+      <w:lvlText w:val="%6."/>
+      <w:lvlJc w:val="right"/>
+      <w:pPr>
+        <w:ind w:left="4320" w:hanging="180"/>
+      </w:pPr>
+    </w:lvl>
+    <w:lvl w:ilvl="6" w:tplc="0409000F" w:tentative="1">
+      <w:start w:val="1"/>
+      <w:numFmt w:val="decimal"/>
+      <w:lvlText w:val="%7."/>
+      <w:lvlJc w:val="left"/>
+      <w:pPr>
+        <w:ind w:left="5040" w:hanging="360"/>
+      </w:pPr>
+    </w:lvl>
+    <w:lvl w:ilvl="7" w:tplc="04090019" w:tentative="1">
+      <w:start w:val="1"/>
+      <w:numFmt w:val="lowerLetter"/>
+      <w:lvlText w:val="%8."/>
+      <w:lvlJc w:val="left"/>
+      <w:pPr>
+        <w:ind w:left="5760" w:hanging="360"/>
+      </w:pPr>
+    </w:lvl>
+    <w:lvl w:ilvl="8" w:tplc="0409001B" w:tentative="1">
+      <w:start w:val="1"/>
+      <w:numFmt w:val="lowerRoman"/>
+      <w:lvlText w:val="%9."/>
+      <w:lvlJc w:val="right"/>
+      <w:pPr>
+        <w:ind w:left="6480" w:hanging="180"/>
+      </w:pPr>
+    </w:lvl>
+  </w:abstractNum>
+  <w:abstractNum w:abstractNumId="7" w15:restartNumberingAfterBreak="0">
     <w:nsid w:val="54120953"/>
     <w:multiLevelType w:val="multilevel"/>
     <w:tmpl w:val="70B06B42"/>
@@ -3726,7 +4767,7 @@
       </w:rPr>
     </w:lvl>
   </w:abstractNum>
-  <w:abstractNum w:abstractNumId="7" w15:restartNumberingAfterBreak="0">
+  <w:abstractNum w:abstractNumId="8" w15:restartNumberingAfterBreak="0">
     <w:nsid w:val="5A47272D"/>
     <w:multiLevelType w:val="multilevel"/>
     <w:tmpl w:val="333AB904"/>
@@ -3875,7 +4916,7 @@
       </w:rPr>
     </w:lvl>
   </w:abstractNum>
-  <w:abstractNum w:abstractNumId="8" w15:restartNumberingAfterBreak="0">
+  <w:abstractNum w:abstractNumId="9" w15:restartNumberingAfterBreak="0">
     <w:nsid w:val="671A1621"/>
     <w:multiLevelType w:val="multilevel"/>
     <w:tmpl w:val="4202BEEE"/>
@@ -4024,7 +5065,7 @@
       </w:rPr>
     </w:lvl>
   </w:abstractNum>
-  <w:abstractNum w:abstractNumId="9" w15:restartNumberingAfterBreak="0">
+  <w:abstractNum w:abstractNumId="10" w15:restartNumberingAfterBreak="0">
     <w:nsid w:val="7351450E"/>
     <w:multiLevelType w:val="multilevel"/>
     <w:tmpl w:val="1A3607F0"/>
@@ -4173,7 +5214,7 @@
       </w:rPr>
     </w:lvl>
   </w:abstractNum>
-  <w:abstractNum w:abstractNumId="10" w15:restartNumberingAfterBreak="0">
+  <w:abstractNum w:abstractNumId="11" w15:restartNumberingAfterBreak="0">
     <w:nsid w:val="7895471C"/>
     <w:multiLevelType w:val="multilevel"/>
     <w:tmpl w:val="EE200494"/>
@@ -4323,7 +5364,7 @@
     </w:lvl>
   </w:abstractNum>
   <w:num w:numId="1" w16cid:durableId="577666624">
-    <w:abstractNumId w:val="8"/>
+    <w:abstractNumId w:val="9"/>
   </w:num>
   <w:num w:numId="2" w16cid:durableId="1571689315">
     <w:abstractNumId w:val="0"/>
@@ -4341,19 +5382,22 @@
     <w:abstractNumId w:val="4"/>
   </w:num>
   <w:num w:numId="7" w16cid:durableId="1338538205">
-    <w:abstractNumId w:val="9"/>
+    <w:abstractNumId w:val="10"/>
   </w:num>
   <w:num w:numId="8" w16cid:durableId="1436753367">
     <w:abstractNumId w:val="1"/>
   </w:num>
   <w:num w:numId="9" w16cid:durableId="1066494899">
-    <w:abstractNumId w:val="10"/>
+    <w:abstractNumId w:val="11"/>
   </w:num>
   <w:num w:numId="10" w16cid:durableId="1936280168">
-    <w:abstractNumId w:val="6"/>
+    <w:abstractNumId w:val="7"/>
   </w:num>
   <w:num w:numId="11" w16cid:durableId="291667399">
-    <w:abstractNumId w:val="7"/>
+    <w:abstractNumId w:val="8"/>
+  </w:num>
+  <w:num w:numId="12" w16cid:durableId="874847532">
+    <w:abstractNumId w:val="6"/>
   </w:num>
 </w:numbering>
 </file>
@@ -4961,7 +6005,6 @@
   <w:style w:type="character" w:default="1" w:styleId="DefaultParagraphFont">
     <w:name w:val="Default Paragraph Font"/>
     <w:uiPriority w:val="1"/>
-    <w:semiHidden/>
     <w:unhideWhenUsed/>
   </w:style>
   <w:style w:type="table" w:default="1" w:styleId="TableNormal">
@@ -5298,6 +6341,50 @@
       <w:shd w:val="clear" w:color="auto" w:fill="E1DFDD"/>
     </w:rPr>
   </w:style>
+  <w:style w:type="paragraph" w:styleId="Header">
+    <w:name w:val="header"/>
+    <w:basedOn w:val="Normal"/>
+    <w:link w:val="HeaderChar"/>
+    <w:uiPriority w:val="99"/>
+    <w:unhideWhenUsed/>
+    <w:rsid w:val="00B20D85"/>
+    <w:pPr>
+      <w:tabs>
+        <w:tab w:val="center" w:pos="4680"/>
+        <w:tab w:val="right" w:pos="9360"/>
+      </w:tabs>
+      <w:spacing w:after="0" w:line="240" w:lineRule="auto"/>
+    </w:pPr>
+  </w:style>
+  <w:style w:type="character" w:customStyle="1" w:styleId="HeaderChar">
+    <w:name w:val="Header Char"/>
+    <w:basedOn w:val="DefaultParagraphFont"/>
+    <w:link w:val="Header"/>
+    <w:uiPriority w:val="99"/>
+    <w:rsid w:val="00B20D85"/>
+  </w:style>
+  <w:style w:type="paragraph" w:styleId="Footer">
+    <w:name w:val="footer"/>
+    <w:basedOn w:val="Normal"/>
+    <w:link w:val="FooterChar"/>
+    <w:uiPriority w:val="99"/>
+    <w:unhideWhenUsed/>
+    <w:rsid w:val="00B20D85"/>
+    <w:pPr>
+      <w:tabs>
+        <w:tab w:val="center" w:pos="4680"/>
+        <w:tab w:val="right" w:pos="9360"/>
+      </w:tabs>
+      <w:spacing w:after="0" w:line="240" w:lineRule="auto"/>
+    </w:pPr>
+  </w:style>
+  <w:style w:type="character" w:customStyle="1" w:styleId="FooterChar">
+    <w:name w:val="Footer Char"/>
+    <w:basedOn w:val="DefaultParagraphFont"/>
+    <w:link w:val="Footer"/>
+    <w:uiPriority w:val="99"/>
+    <w:rsid w:val="00B20D85"/>
+  </w:style>
 </w:styles>
 </file>
 
